--- a/Steps cmd prmt.docx
+++ b/Steps cmd prmt.docx
@@ -348,12 +348,12 @@
       <w:pPr>
         <w:ind w:left="720"/>
         <w:rPr>
-          <w:highlight w:val="yellow"/>
+          <w:highlight w:val="green"/>
         </w:rPr>
       </w:pPr>
       <w:r>
         <w:rPr>
-          <w:highlight w:val="yellow"/>
+          <w:highlight w:val="green"/>
         </w:rPr>
         <w:t>cd "C:\Users\Priya\OneDrive\Priya\Project\SALES_INTELLIGENCE_HUB"</w:t>
       </w:r>
@@ -365,14 +365,14 @@
       <w:proofErr w:type="spellStart"/>
       <w:r>
         <w:rPr>
-          <w:highlight w:val="yellow"/>
+          <w:highlight w:val="green"/>
         </w:rPr>
         <w:t>streamlit</w:t>
       </w:r>
       <w:proofErr w:type="spellEnd"/>
       <w:r>
         <w:rPr>
-          <w:highlight w:val="yellow"/>
+          <w:highlight w:val="green"/>
         </w:rPr>
         <w:t xml:space="preserve"> run dashboard/app.py</w:t>
       </w:r>
@@ -478,9 +478,6 @@
         <w:t>;</w:t>
       </w:r>
     </w:p>
-    <w:p/>
-    <w:p/>
-    <w:p/>
     <w:p/>
     <w:p>
       <w:proofErr w:type="gramStart"/>
